--- a/OS/Hom1/OS作业.docx
+++ b/OS/Hom1/OS作业.docx
@@ -28,7 +28,7 @@
       <w:pPr>
         <w:jc w:val="center"/>
         <w:rPr>
-          <w:rFonts w:ascii="宋体" w:eastAsia="宋体" w:hAnsi="宋体" w:hint="eastAsia"/>
+          <w:rFonts w:ascii="宋体" w:eastAsia="宋体" w:hAnsi="宋体"/>
           <w:sz w:val="24"/>
           <w:szCs w:val="24"/>
         </w:rPr>
@@ -689,7 +689,7 @@
         </w:pBdr>
         <w:spacing w:after="240" w:line="275" w:lineRule="auto"/>
         <w:rPr>
-          <w:rFonts w:ascii="宋体" w:eastAsia="宋体" w:hAnsi="宋体" w:cs="Google Sans Text" w:hint="eastAsia"/>
+          <w:rFonts w:ascii="宋体" w:eastAsia="宋体" w:hAnsi="宋体" w:cs="Google Sans Text"/>
           <w:color w:val="1F1F1F"/>
           <w:sz w:val="24"/>
           <w:szCs w:val="24"/>
@@ -781,7 +781,7 @@
         </w:pBdr>
         <w:spacing w:after="240" w:line="275" w:lineRule="auto"/>
         <w:rPr>
-          <w:rFonts w:ascii="宋体" w:eastAsia="宋体" w:hAnsi="宋体" w:cs="Google Sans Text" w:hint="eastAsia"/>
+          <w:rFonts w:ascii="宋体" w:eastAsia="宋体" w:hAnsi="宋体" w:cs="Google Sans Text"/>
           <w:color w:val="1F1F1F"/>
           <w:sz w:val="24"/>
           <w:szCs w:val="24"/>
@@ -1004,7 +1004,7 @@
         </w:pBdr>
         <w:spacing w:after="240" w:line="275" w:lineRule="auto"/>
         <w:rPr>
-          <w:rFonts w:ascii="宋体" w:eastAsia="宋体" w:hAnsi="宋体" w:cs="Google Sans Text" w:hint="eastAsia"/>
+          <w:rFonts w:ascii="宋体" w:eastAsia="宋体" w:hAnsi="宋体" w:cs="Google Sans Text"/>
           <w:color w:val="1F1F1F"/>
           <w:sz w:val="24"/>
           <w:szCs w:val="24"/>
@@ -1209,7 +1209,7 @@
     <w:p>
       <w:pPr>
         <w:rPr>
-          <w:rFonts w:ascii="宋体" w:eastAsia="宋体" w:hAnsi="宋体" w:hint="eastAsia"/>
+          <w:rFonts w:ascii="宋体" w:eastAsia="宋体" w:hAnsi="宋体"/>
         </w:rPr>
       </w:pPr>
     </w:p>
@@ -1259,6 +1259,65 @@
           <w:szCs w:val="24"/>
         </w:rPr>
         <w:t>基于 Linux 多进程与 POSIX 信号量实现的程序，经过运行测试，结果分析如下：</w:t>
+      </w:r>
+    </w:p>
+    <w:p>
+      <w:pPr>
+        <w:pBdr>
+          <w:top w:val="nil"/>
+          <w:left w:val="nil"/>
+          <w:bottom w:val="nil"/>
+          <w:right w:val="nil"/>
+          <w:between w:val="nil"/>
+        </w:pBdr>
+        <w:spacing w:after="120" w:line="275" w:lineRule="auto"/>
+        <w:rPr>
+          <w:rFonts w:ascii="宋体" w:eastAsia="宋体" w:hAnsi="宋体" w:cs="Google Sans Text" w:hint="eastAsia"/>
+          <w:color w:val="1F1F1F"/>
+          <w:sz w:val="24"/>
+          <w:szCs w:val="24"/>
+        </w:rPr>
+      </w:pPr>
+      <w:r>
+        <w:rPr>
+          <w:noProof/>
+        </w:rPr>
+        <w:lastRenderedPageBreak/>
+        <w:drawing>
+          <wp:inline distT="0" distB="0" distL="0" distR="0" wp14:anchorId="4BABD52E" wp14:editId="570C315E">
+            <wp:extent cx="5943600" cy="3680460"/>
+            <wp:effectExtent l="0" t="0" r="0" b="0"/>
+            <wp:docPr id="437822382" name="图片 1"/>
+            <wp:cNvGraphicFramePr>
+              <a:graphicFrameLocks xmlns:a="http://schemas.openxmlformats.org/drawingml/2006/main" noChangeAspect="1"/>
+            </wp:cNvGraphicFramePr>
+            <a:graphic xmlns:a="http://schemas.openxmlformats.org/drawingml/2006/main">
+              <a:graphicData uri="http://schemas.openxmlformats.org/drawingml/2006/picture">
+                <pic:pic xmlns:pic="http://schemas.openxmlformats.org/drawingml/2006/picture">
+                  <pic:nvPicPr>
+                    <pic:cNvPr id="437822382" name=""/>
+                    <pic:cNvPicPr/>
+                  </pic:nvPicPr>
+                  <pic:blipFill>
+                    <a:blip r:embed="rId5"/>
+                    <a:stretch>
+                      <a:fillRect/>
+                    </a:stretch>
+                  </pic:blipFill>
+                  <pic:spPr>
+                    <a:xfrm>
+                      <a:off x="0" y="0"/>
+                      <a:ext cx="5943600" cy="3680460"/>
+                    </a:xfrm>
+                    <a:prstGeom prst="rect">
+                      <a:avLst/>
+                    </a:prstGeom>
+                  </pic:spPr>
+                </pic:pic>
+              </a:graphicData>
+            </a:graphic>
+          </wp:inline>
+        </w:drawing>
       </w:r>
     </w:p>
     <w:p>
@@ -1431,7 +1490,6 @@
           <w:sz w:val="24"/>
           <w:szCs w:val="24"/>
         </w:rPr>
-        <w:lastRenderedPageBreak/>
         <w:t>缓冲区空</w:t>
       </w:r>
       <w:r>
@@ -1640,7 +1698,17 @@
           <w:sz w:val="24"/>
           <w:szCs w:val="24"/>
         </w:rPr>
-        <w:t>：多个生产者会同时争夺 mutex 锁以修改写入指针 in；多个消费者也会争夺 mutex 锁以修改读取指针 out。现有的互斥锁机制足以处理这种竞争。</w:t>
+        <w:t xml:space="preserve">：多个生产者会同时争夺 mutex 锁以修改写入指针 in；多个消费者也会争夺 </w:t>
+      </w:r>
+      <w:r>
+        <w:rPr>
+          <w:rFonts w:ascii="宋体" w:eastAsia="宋体" w:hAnsi="宋体" w:cs="Google Sans Text"/>
+          <w:color w:val="1F1F1F"/>
+          <w:sz w:val="24"/>
+          <w:szCs w:val="24"/>
+        </w:rPr>
+        <w:lastRenderedPageBreak/>
+        <w:t>mutex 锁以修改读取指针 out。现有的互斥锁机制足以处理这种竞争。</w:t>
       </w:r>
     </w:p>
     <w:p>
